--- a/output/CSM_Report_External_May.docx
+++ b/output/CSM_Report_External_May.docx
@@ -19,7 +19,7 @@
         <w:jc w:val="center"/>
       </w:pPr>
       <w:r>
-        <w:t>Clinic</w:t>
+        <w:t>Library</w:t>
         <w:br/>
         <w:t>May - External Clients</w:t>
       </w:r>
